--- a/BTTH_01/BTTH_01.docx
+++ b/BTTH_01/BTTH_01.docx
@@ -116,9 +116,43 @@
                 <w:szCs w:val="21"/>
                 <w:lang w:val="en-US" w:eastAsia="vi-VN"/>
               </w:rPr>
-              <w:t xml:space="preserve">Attribute </w:t>
-            </w:r>
-            <w:proofErr w:type="spellStart"/>
+              <w:t>Attribute cần lưu</w:t>
+            </w:r>
+          </w:p>
+        </w:tc>
+        <w:tc>
+          <w:tcPr>
+            <w:tcW w:w="2483" w:type="dxa"/>
+            <w:tcBorders>
+              <w:top w:val="single" w:sz="8" w:space="0" w:color="D3D3D3"/>
+              <w:left w:val="nil"/>
+              <w:bottom w:val="single" w:sz="8" w:space="0" w:color="D3D3D3"/>
+              <w:right w:val="nil"/>
+            </w:tcBorders>
+            <w:shd w:val="clear" w:color="auto" w:fill="1F4E79"/>
+            <w:tcMar>
+              <w:top w:w="100" w:type="dxa"/>
+              <w:left w:w="140" w:type="dxa"/>
+              <w:bottom w:w="100" w:type="dxa"/>
+              <w:right w:w="140" w:type="dxa"/>
+            </w:tcMar>
+            <w:vAlign w:val="center"/>
+            <w:hideMark/>
+          </w:tcPr>
+          <w:p>
+            <w:pPr>
+              <w:spacing w:after="0" w:line="240" w:lineRule="auto"/>
+              <w:jc w:val="center"/>
+              <w:rPr>
+                <w:rFonts w:ascii="SFProDisplay" w:eastAsia="Times New Roman" w:hAnsi="SFProDisplay" w:cs="Times New Roman"/>
+                <w:b/>
+                <w:bCs/>
+                <w:color w:val="000000"/>
+                <w:sz w:val="24"/>
+                <w:szCs w:val="24"/>
+                <w:lang w:eastAsia="vi-VN"/>
+              </w:rPr>
+            </w:pPr>
             <w:r>
               <w:rPr>
                 <w:rFonts w:ascii="SFProDisplay" w:eastAsia="Times New Roman" w:hAnsi="SFProDisplay" w:cs="Times New Roman"/>
@@ -127,80 +161,6 @@
                 <w:color w:val="FFFFFF"/>
                 <w:sz w:val="21"/>
                 <w:szCs w:val="21"/>
-                <w:lang w:val="en-US" w:eastAsia="vi-VN"/>
-              </w:rPr>
-              <w:t>cần</w:t>
-            </w:r>
-            <w:proofErr w:type="spellEnd"/>
-            <w:r>
-              <w:rPr>
-                <w:rFonts w:ascii="SFProDisplay" w:eastAsia="Times New Roman" w:hAnsi="SFProDisplay" w:cs="Times New Roman"/>
-                <w:b/>
-                <w:bCs/>
-                <w:color w:val="FFFFFF"/>
-                <w:sz w:val="21"/>
-                <w:szCs w:val="21"/>
-                <w:lang w:val="en-US" w:eastAsia="vi-VN"/>
-              </w:rPr>
-              <w:t xml:space="preserve"> </w:t>
-            </w:r>
-            <w:proofErr w:type="spellStart"/>
-            <w:r>
-              <w:rPr>
-                <w:rFonts w:ascii="SFProDisplay" w:eastAsia="Times New Roman" w:hAnsi="SFProDisplay" w:cs="Times New Roman"/>
-                <w:b/>
-                <w:bCs/>
-                <w:color w:val="FFFFFF"/>
-                <w:sz w:val="21"/>
-                <w:szCs w:val="21"/>
-                <w:lang w:val="en-US" w:eastAsia="vi-VN"/>
-              </w:rPr>
-              <w:t>lưu</w:t>
-            </w:r>
-            <w:proofErr w:type="spellEnd"/>
-          </w:p>
-        </w:tc>
-        <w:tc>
-          <w:tcPr>
-            <w:tcW w:w="2483" w:type="dxa"/>
-            <w:tcBorders>
-              <w:top w:val="single" w:sz="8" w:space="0" w:color="D3D3D3"/>
-              <w:left w:val="nil"/>
-              <w:bottom w:val="single" w:sz="8" w:space="0" w:color="D3D3D3"/>
-              <w:right w:val="nil"/>
-            </w:tcBorders>
-            <w:shd w:val="clear" w:color="auto" w:fill="1F4E79"/>
-            <w:tcMar>
-              <w:top w:w="100" w:type="dxa"/>
-              <w:left w:w="140" w:type="dxa"/>
-              <w:bottom w:w="100" w:type="dxa"/>
-              <w:right w:w="140" w:type="dxa"/>
-            </w:tcMar>
-            <w:vAlign w:val="center"/>
-            <w:hideMark/>
-          </w:tcPr>
-          <w:p>
-            <w:pPr>
-              <w:spacing w:after="0" w:line="240" w:lineRule="auto"/>
-              <w:jc w:val="center"/>
-              <w:rPr>
-                <w:rFonts w:ascii="SFProDisplay" w:eastAsia="Times New Roman" w:hAnsi="SFProDisplay" w:cs="Times New Roman"/>
-                <w:b/>
-                <w:bCs/>
-                <w:color w:val="000000"/>
-                <w:sz w:val="24"/>
-                <w:szCs w:val="24"/>
-                <w:lang w:eastAsia="vi-VN"/>
-              </w:rPr>
-            </w:pPr>
-            <w:r>
-              <w:rPr>
-                <w:rFonts w:ascii="SFProDisplay" w:eastAsia="Times New Roman" w:hAnsi="SFProDisplay" w:cs="Times New Roman"/>
-                <w:b/>
-                <w:bCs/>
-                <w:color w:val="FFFFFF"/>
-                <w:sz w:val="21"/>
-                <w:szCs w:val="21"/>
                 <w:lang w:eastAsia="vi-VN"/>
               </w:rPr>
               <w:t>Khóa chính (PK) đề xuất</w:t>
@@ -281,7 +241,6 @@
                 <w:lang w:eastAsia="vi-VN"/>
               </w:rPr>
             </w:pPr>
-            <w:proofErr w:type="spellStart"/>
             <w:r>
               <w:rPr>
                 <w:rFonts w:ascii="SFProDisplay" w:eastAsia="Times New Roman" w:hAnsi="SFProDisplay" w:cs="Times New Roman"/>
@@ -290,119 +249,50 @@
                 <w:szCs w:val="21"/>
                 <w:lang w:val="en-US" w:eastAsia="vi-VN"/>
               </w:rPr>
+              <w:t>MaHV, HoTen, SoDienThoai, NgayDangKy</w:t>
+            </w:r>
+          </w:p>
+        </w:tc>
+        <w:tc>
+          <w:tcPr>
+            <w:tcW w:w="2483" w:type="dxa"/>
+            <w:tcBorders>
+              <w:top w:val="nil"/>
+              <w:left w:val="nil"/>
+              <w:bottom w:val="single" w:sz="8" w:space="0" w:color="D3D3D3"/>
+              <w:right w:val="nil"/>
+            </w:tcBorders>
+            <w:shd w:val="clear" w:color="auto" w:fill="FFFFFF"/>
+            <w:tcMar>
+              <w:top w:w="100" w:type="dxa"/>
+              <w:left w:w="140" w:type="dxa"/>
+              <w:bottom w:w="100" w:type="dxa"/>
+              <w:right w:w="140" w:type="dxa"/>
+            </w:tcMar>
+            <w:vAlign w:val="center"/>
+            <w:hideMark/>
+          </w:tcPr>
+          <w:p>
+            <w:pPr>
+              <w:spacing w:after="0" w:line="240" w:lineRule="auto"/>
+              <w:rPr>
+                <w:rFonts w:ascii="SFProDisplay" w:eastAsia="Times New Roman" w:hAnsi="SFProDisplay" w:cs="Times New Roman"/>
+                <w:color w:val="000000"/>
+                <w:sz w:val="24"/>
+                <w:szCs w:val="24"/>
+                <w:lang w:eastAsia="vi-VN"/>
+              </w:rPr>
+            </w:pPr>
+            <w:r>
+              <w:rPr>
+                <w:rFonts w:ascii="SFProDisplay" w:eastAsia="Times New Roman" w:hAnsi="SFProDisplay" w:cs="Times New Roman"/>
+                <w:color w:val="000000"/>
+                <w:sz w:val="21"/>
+                <w:szCs w:val="21"/>
+                <w:lang w:val="en-US" w:eastAsia="vi-VN"/>
+              </w:rPr>
               <w:t>MaHV</w:t>
             </w:r>
-            <w:proofErr w:type="spellEnd"/>
-            <w:r>
-              <w:rPr>
-                <w:rFonts w:ascii="SFProDisplay" w:eastAsia="Times New Roman" w:hAnsi="SFProDisplay" w:cs="Times New Roman"/>
-                <w:color w:val="000000"/>
-                <w:sz w:val="21"/>
-                <w:szCs w:val="21"/>
-                <w:lang w:val="en-US" w:eastAsia="vi-VN"/>
-              </w:rPr>
-              <w:t xml:space="preserve">, </w:t>
-            </w:r>
-            <w:proofErr w:type="spellStart"/>
-            <w:r>
-              <w:rPr>
-                <w:rFonts w:ascii="SFProDisplay" w:eastAsia="Times New Roman" w:hAnsi="SFProDisplay" w:cs="Times New Roman"/>
-                <w:color w:val="000000"/>
-                <w:sz w:val="21"/>
-                <w:szCs w:val="21"/>
-                <w:lang w:val="en-US" w:eastAsia="vi-VN"/>
-              </w:rPr>
-              <w:t>HoTen</w:t>
-            </w:r>
-            <w:proofErr w:type="spellEnd"/>
-            <w:r>
-              <w:rPr>
-                <w:rFonts w:ascii="SFProDisplay" w:eastAsia="Times New Roman" w:hAnsi="SFProDisplay" w:cs="Times New Roman"/>
-                <w:color w:val="000000"/>
-                <w:sz w:val="21"/>
-                <w:szCs w:val="21"/>
-                <w:lang w:val="en-US" w:eastAsia="vi-VN"/>
-              </w:rPr>
-              <w:t xml:space="preserve">, </w:t>
-            </w:r>
-            <w:proofErr w:type="spellStart"/>
-            <w:r>
-              <w:rPr>
-                <w:rFonts w:ascii="SFProDisplay" w:eastAsia="Times New Roman" w:hAnsi="SFProDisplay" w:cs="Times New Roman"/>
-                <w:color w:val="000000"/>
-                <w:sz w:val="21"/>
-                <w:szCs w:val="21"/>
-                <w:lang w:val="en-US" w:eastAsia="vi-VN"/>
-              </w:rPr>
-              <w:t>SoDienThoai</w:t>
-            </w:r>
-            <w:proofErr w:type="spellEnd"/>
-            <w:r>
-              <w:rPr>
-                <w:rFonts w:ascii="SFProDisplay" w:eastAsia="Times New Roman" w:hAnsi="SFProDisplay" w:cs="Times New Roman"/>
-                <w:color w:val="000000"/>
-                <w:sz w:val="21"/>
-                <w:szCs w:val="21"/>
-                <w:lang w:val="en-US" w:eastAsia="vi-VN"/>
-              </w:rPr>
-              <w:t xml:space="preserve">, </w:t>
-            </w:r>
-            <w:proofErr w:type="spellStart"/>
-            <w:r>
-              <w:rPr>
-                <w:rFonts w:ascii="SFProDisplay" w:eastAsia="Times New Roman" w:hAnsi="SFProDisplay" w:cs="Times New Roman"/>
-                <w:color w:val="000000"/>
-                <w:sz w:val="21"/>
-                <w:szCs w:val="21"/>
-                <w:lang w:val="en-US" w:eastAsia="vi-VN"/>
-              </w:rPr>
-              <w:t>NgayDangKy</w:t>
-            </w:r>
-            <w:proofErr w:type="spellEnd"/>
-          </w:p>
-        </w:tc>
-        <w:tc>
-          <w:tcPr>
-            <w:tcW w:w="2483" w:type="dxa"/>
-            <w:tcBorders>
-              <w:top w:val="nil"/>
-              <w:left w:val="nil"/>
-              <w:bottom w:val="single" w:sz="8" w:space="0" w:color="D3D3D3"/>
-              <w:right w:val="nil"/>
-            </w:tcBorders>
-            <w:shd w:val="clear" w:color="auto" w:fill="FFFFFF"/>
-            <w:tcMar>
-              <w:top w:w="100" w:type="dxa"/>
-              <w:left w:w="140" w:type="dxa"/>
-              <w:bottom w:w="100" w:type="dxa"/>
-              <w:right w:w="140" w:type="dxa"/>
-            </w:tcMar>
-            <w:vAlign w:val="center"/>
-            <w:hideMark/>
-          </w:tcPr>
-          <w:p>
-            <w:pPr>
-              <w:spacing w:after="0" w:line="240" w:lineRule="auto"/>
-              <w:rPr>
-                <w:rFonts w:ascii="SFProDisplay" w:eastAsia="Times New Roman" w:hAnsi="SFProDisplay" w:cs="Times New Roman"/>
-                <w:color w:val="000000"/>
-                <w:sz w:val="24"/>
-                <w:szCs w:val="24"/>
-                <w:lang w:eastAsia="vi-VN"/>
-              </w:rPr>
-            </w:pPr>
-            <w:proofErr w:type="spellStart"/>
-            <w:r>
-              <w:rPr>
-                <w:rFonts w:ascii="SFProDisplay" w:eastAsia="Times New Roman" w:hAnsi="SFProDisplay" w:cs="Times New Roman"/>
-                <w:color w:val="000000"/>
-                <w:sz w:val="21"/>
-                <w:szCs w:val="21"/>
-                <w:lang w:val="en-US" w:eastAsia="vi-VN"/>
-              </w:rPr>
-              <w:t>MaHV</w:t>
-            </w:r>
-            <w:proofErr w:type="spellEnd"/>
           </w:p>
         </w:tc>
       </w:tr>
@@ -523,9 +413,9 @@
     <w:p>
       <w:r>
         <w:drawing>
-          <wp:inline distT="0" distB="0" distL="0" distR="0" wp14:anchorId="3A8C49FC" wp14:editId="02CF5640">
-            <wp:extent cx="5731510" cy="2162810"/>
-            <wp:effectExtent l="0" t="0" r="2540" b="8890"/>
+          <wp:inline distT="0" distB="0" distL="0" distR="0" wp14:anchorId="04EA6B2F" wp14:editId="61C502B5">
+            <wp:extent cx="5731510" cy="2290445"/>
+            <wp:effectExtent l="0" t="0" r="2540" b="0"/>
             <wp:docPr id="1" name="Picture 1"/>
             <wp:cNvGraphicFramePr>
               <a:graphicFrameLocks xmlns:a="http://schemas.openxmlformats.org/drawingml/2006/main" noChangeAspect="1"/>
@@ -546,7 +436,7 @@
                   <pic:spPr>
                     <a:xfrm>
                       <a:off x="0" y="0"/>
-                      <a:ext cx="5731510" cy="2162810"/>
+                      <a:ext cx="5731510" cy="2290445"/>
                     </a:xfrm>
                     <a:prstGeom prst="rect">
                       <a:avLst/>
@@ -619,7 +509,6 @@
                 <w:lang w:eastAsia="vi-VN"/>
               </w:rPr>
             </w:pPr>
-            <w:proofErr w:type="spellStart"/>
             <w:r>
               <w:rPr>
                 <w:rFonts w:ascii="SFProDisplay" w:eastAsia="Times New Roman" w:hAnsi="SFProDisplay" w:cs="Times New Roman"/>
@@ -632,7 +521,6 @@
               </w:rPr>
               <w:t>MaHV</w:t>
             </w:r>
-            <w:proofErr w:type="spellEnd"/>
           </w:p>
         </w:tc>
         <w:tc>
@@ -668,7 +556,6 @@
                 <w:lang w:eastAsia="vi-VN"/>
               </w:rPr>
             </w:pPr>
-            <w:proofErr w:type="spellStart"/>
             <w:r>
               <w:rPr>
                 <w:rFonts w:ascii="SFProDisplay" w:eastAsia="Times New Roman" w:hAnsi="SFProDisplay" w:cs="Times New Roman"/>
@@ -681,7 +568,6 @@
               </w:rPr>
               <w:t>HoTen</w:t>
             </w:r>
-            <w:proofErr w:type="spellEnd"/>
           </w:p>
         </w:tc>
         <w:tc>
@@ -717,7 +603,6 @@
                 <w:lang w:eastAsia="vi-VN"/>
               </w:rPr>
             </w:pPr>
-            <w:proofErr w:type="spellStart"/>
             <w:r>
               <w:rPr>
                 <w:rFonts w:ascii="SFProDisplay" w:eastAsia="Times New Roman" w:hAnsi="SFProDisplay" w:cs="Times New Roman"/>
@@ -730,7 +615,6 @@
               </w:rPr>
               <w:t>SoDienThoai</w:t>
             </w:r>
-            <w:proofErr w:type="spellEnd"/>
           </w:p>
         </w:tc>
       </w:tr>
@@ -807,7 +691,6 @@
                 <w:lang w:eastAsia="vi-VN"/>
               </w:rPr>
             </w:pPr>
-            <w:proofErr w:type="spellStart"/>
             <w:r>
               <w:rPr>
                 <w:rFonts w:ascii="SFProDisplay" w:eastAsia="Times New Roman" w:hAnsi="SFProDisplay" w:cs="Times New Roman"/>
@@ -816,40 +699,7 @@
                 <w:szCs w:val="21"/>
                 <w:lang w:val="en-US" w:eastAsia="vi-VN"/>
               </w:rPr>
-              <w:t>Nguyễn</w:t>
-            </w:r>
-            <w:proofErr w:type="spellEnd"/>
-            <w:r>
-              <w:rPr>
-                <w:rFonts w:ascii="SFProDisplay" w:eastAsia="Times New Roman" w:hAnsi="SFProDisplay" w:cs="Times New Roman"/>
-                <w:color w:val="000000"/>
-                <w:sz w:val="21"/>
-                <w:szCs w:val="21"/>
-                <w:lang w:val="en-US" w:eastAsia="vi-VN"/>
-              </w:rPr>
-              <w:t xml:space="preserve"> </w:t>
-            </w:r>
-            <w:proofErr w:type="spellStart"/>
-            <w:r>
-              <w:rPr>
-                <w:rFonts w:ascii="SFProDisplay" w:eastAsia="Times New Roman" w:hAnsi="SFProDisplay" w:cs="Times New Roman"/>
-                <w:color w:val="000000"/>
-                <w:sz w:val="21"/>
-                <w:szCs w:val="21"/>
-                <w:lang w:val="en-US" w:eastAsia="vi-VN"/>
-              </w:rPr>
-              <w:t>Văn</w:t>
-            </w:r>
-            <w:proofErr w:type="spellEnd"/>
-            <w:r>
-              <w:rPr>
-                <w:rFonts w:ascii="SFProDisplay" w:eastAsia="Times New Roman" w:hAnsi="SFProDisplay" w:cs="Times New Roman"/>
-                <w:color w:val="000000"/>
-                <w:sz w:val="21"/>
-                <w:szCs w:val="21"/>
-                <w:lang w:val="en-US" w:eastAsia="vi-VN"/>
-              </w:rPr>
-              <w:t xml:space="preserve"> A</w:t>
+              <w:t>Nguyễn Văn A</w:t>
             </w:r>
           </w:p>
         </w:tc>
@@ -969,7 +819,6 @@
                 <w:lang w:eastAsia="vi-VN"/>
               </w:rPr>
             </w:pPr>
-            <w:proofErr w:type="spellStart"/>
             <w:r>
               <w:rPr>
                 <w:rFonts w:ascii="SFProDisplay" w:eastAsia="Times New Roman" w:hAnsi="SFProDisplay" w:cs="Times New Roman"/>
@@ -978,40 +827,7 @@
                 <w:szCs w:val="21"/>
                 <w:lang w:val="en-US" w:eastAsia="vi-VN"/>
               </w:rPr>
-              <w:t>Trần</w:t>
-            </w:r>
-            <w:proofErr w:type="spellEnd"/>
-            <w:r>
-              <w:rPr>
-                <w:rFonts w:ascii="SFProDisplay" w:eastAsia="Times New Roman" w:hAnsi="SFProDisplay" w:cs="Times New Roman"/>
-                <w:color w:val="000000"/>
-                <w:sz w:val="21"/>
-                <w:szCs w:val="21"/>
-                <w:lang w:val="en-US" w:eastAsia="vi-VN"/>
-              </w:rPr>
-              <w:t xml:space="preserve"> </w:t>
-            </w:r>
-            <w:proofErr w:type="spellStart"/>
-            <w:r>
-              <w:rPr>
-                <w:rFonts w:ascii="SFProDisplay" w:eastAsia="Times New Roman" w:hAnsi="SFProDisplay" w:cs="Times New Roman"/>
-                <w:color w:val="000000"/>
-                <w:sz w:val="21"/>
-                <w:szCs w:val="21"/>
-                <w:lang w:val="en-US" w:eastAsia="vi-VN"/>
-              </w:rPr>
-              <w:t>Thị</w:t>
-            </w:r>
-            <w:proofErr w:type="spellEnd"/>
-            <w:r>
-              <w:rPr>
-                <w:rFonts w:ascii="SFProDisplay" w:eastAsia="Times New Roman" w:hAnsi="SFProDisplay" w:cs="Times New Roman"/>
-                <w:color w:val="000000"/>
-                <w:sz w:val="21"/>
-                <w:szCs w:val="21"/>
-                <w:lang w:val="en-US" w:eastAsia="vi-VN"/>
-              </w:rPr>
-              <w:t xml:space="preserve"> B</w:t>
+              <w:t>Trần Thị B</w:t>
             </w:r>
           </w:p>
         </w:tc>
@@ -1247,7 +1063,6 @@
                 <w:lang w:eastAsia="vi-VN"/>
               </w:rPr>
             </w:pPr>
-            <w:proofErr w:type="spellStart"/>
             <w:r>
               <w:rPr>
                 <w:rFonts w:ascii="SFProDisplay" w:eastAsia="Times New Roman" w:hAnsi="SFProDisplay" w:cs="Times New Roman"/>
@@ -1260,7 +1075,6 @@
               </w:rPr>
               <w:t>SoDienThoai</w:t>
             </w:r>
-            <w:proofErr w:type="spellEnd"/>
           </w:p>
         </w:tc>
       </w:tr>
@@ -1576,6 +1390,7 @@
                 <w:szCs w:val="21"/>
                 <w:lang w:eastAsia="vi-VN"/>
               </w:rPr>
+              <w:lastRenderedPageBreak/>
               <w:t>SD</w:t>
             </w:r>
             <w:r>
@@ -1733,7 +1548,6 @@
                 <w:lang w:eastAsia="vi-VN"/>
               </w:rPr>
             </w:pPr>
-            <w:proofErr w:type="spellStart"/>
             <w:r>
               <w:rPr>
                 <w:rFonts w:ascii="SFProDisplay" w:eastAsia="Times New Roman" w:hAnsi="SFProDisplay" w:cs="Times New Roman"/>
@@ -1746,7 +1560,6 @@
               </w:rPr>
               <w:t>MaHV</w:t>
             </w:r>
-            <w:proofErr w:type="spellEnd"/>
           </w:p>
         </w:tc>
         <w:tc>
@@ -1782,7 +1595,6 @@
                 <w:lang w:eastAsia="vi-VN"/>
               </w:rPr>
             </w:pPr>
-            <w:proofErr w:type="spellStart"/>
             <w:r>
               <w:rPr>
                 <w:rFonts w:ascii="SFProDisplay" w:eastAsia="Times New Roman" w:hAnsi="SFProDisplay" w:cs="Times New Roman"/>
@@ -1795,7 +1607,6 @@
               </w:rPr>
               <w:t>HoTen</w:t>
             </w:r>
-            <w:proofErr w:type="spellEnd"/>
           </w:p>
         </w:tc>
       </w:tr>
@@ -1872,7 +1683,6 @@
                 <w:lang w:eastAsia="vi-VN"/>
               </w:rPr>
             </w:pPr>
-            <w:proofErr w:type="spellStart"/>
             <w:r>
               <w:rPr>
                 <w:rFonts w:ascii="SFProDisplay" w:eastAsia="Times New Roman" w:hAnsi="SFProDisplay" w:cs="Times New Roman"/>
@@ -1881,40 +1691,7 @@
                 <w:szCs w:val="21"/>
                 <w:lang w:val="en-US" w:eastAsia="vi-VN"/>
               </w:rPr>
-              <w:t>Nguyễn</w:t>
-            </w:r>
-            <w:proofErr w:type="spellEnd"/>
-            <w:r>
-              <w:rPr>
-                <w:rFonts w:ascii="SFProDisplay" w:eastAsia="Times New Roman" w:hAnsi="SFProDisplay" w:cs="Times New Roman"/>
-                <w:color w:val="000000"/>
-                <w:sz w:val="21"/>
-                <w:szCs w:val="21"/>
-                <w:lang w:val="en-US" w:eastAsia="vi-VN"/>
-              </w:rPr>
-              <w:t xml:space="preserve"> </w:t>
-            </w:r>
-            <w:proofErr w:type="spellStart"/>
-            <w:r>
-              <w:rPr>
-                <w:rFonts w:ascii="SFProDisplay" w:eastAsia="Times New Roman" w:hAnsi="SFProDisplay" w:cs="Times New Roman"/>
-                <w:color w:val="000000"/>
-                <w:sz w:val="21"/>
-                <w:szCs w:val="21"/>
-                <w:lang w:val="en-US" w:eastAsia="vi-VN"/>
-              </w:rPr>
-              <w:t>Văn</w:t>
-            </w:r>
-            <w:proofErr w:type="spellEnd"/>
-            <w:r>
-              <w:rPr>
-                <w:rFonts w:ascii="SFProDisplay" w:eastAsia="Times New Roman" w:hAnsi="SFProDisplay" w:cs="Times New Roman"/>
-                <w:color w:val="000000"/>
-                <w:sz w:val="21"/>
-                <w:szCs w:val="21"/>
-                <w:lang w:val="en-US" w:eastAsia="vi-VN"/>
-              </w:rPr>
-              <w:t xml:space="preserve"> A</w:t>
+              <w:t>Nguyễn Văn A</w:t>
             </w:r>
           </w:p>
         </w:tc>
@@ -1992,7 +1769,6 @@
                 <w:lang w:eastAsia="vi-VN"/>
               </w:rPr>
             </w:pPr>
-            <w:proofErr w:type="spellStart"/>
             <w:r>
               <w:rPr>
                 <w:rFonts w:ascii="SFProDisplay" w:eastAsia="Times New Roman" w:hAnsi="SFProDisplay" w:cs="Times New Roman"/>
@@ -2001,40 +1777,7 @@
                 <w:szCs w:val="21"/>
                 <w:lang w:val="en-US" w:eastAsia="vi-VN"/>
               </w:rPr>
-              <w:t>Trần</w:t>
-            </w:r>
-            <w:proofErr w:type="spellEnd"/>
-            <w:r>
-              <w:rPr>
-                <w:rFonts w:ascii="SFProDisplay" w:eastAsia="Times New Roman" w:hAnsi="SFProDisplay" w:cs="Times New Roman"/>
-                <w:color w:val="000000"/>
-                <w:sz w:val="21"/>
-                <w:szCs w:val="21"/>
-                <w:lang w:val="en-US" w:eastAsia="vi-VN"/>
-              </w:rPr>
-              <w:t xml:space="preserve"> </w:t>
-            </w:r>
-            <w:proofErr w:type="spellStart"/>
-            <w:r>
-              <w:rPr>
-                <w:rFonts w:ascii="SFProDisplay" w:eastAsia="Times New Roman" w:hAnsi="SFProDisplay" w:cs="Times New Roman"/>
-                <w:color w:val="000000"/>
-                <w:sz w:val="21"/>
-                <w:szCs w:val="21"/>
-                <w:lang w:val="en-US" w:eastAsia="vi-VN"/>
-              </w:rPr>
-              <w:t>Thị</w:t>
-            </w:r>
-            <w:proofErr w:type="spellEnd"/>
-            <w:r>
-              <w:rPr>
-                <w:rFonts w:ascii="SFProDisplay" w:eastAsia="Times New Roman" w:hAnsi="SFProDisplay" w:cs="Times New Roman"/>
-                <w:color w:val="000000"/>
-                <w:sz w:val="21"/>
-                <w:szCs w:val="21"/>
-                <w:lang w:val="en-US" w:eastAsia="vi-VN"/>
-              </w:rPr>
-              <w:t xml:space="preserve"> B</w:t>
+              <w:t>Trần Thị B</w:t>
             </w:r>
           </w:p>
         </w:tc>
